--- a/papers/_sources/rope_topological_maxwell.docx
+++ b/papers/_sources/rope_topological_maxwell.docx
@@ -197,6 +197,22 @@
           <w:szCs w:val="28"/>
         </w:rPr>
         <w:t xml:space="preserve">1.  The Gap in the Previous Derivation</w:t>
+      </w:r>
+    </w:p>
+    <w:p>
+      <w:pPr>
+        <w:pStyle w:val="FirstParagraph"/>
+      </w:pPr>
+      <w:r>
+        <w:t xml:space="preserve">Mark Palmer · with computational collaboration by Claude (Anthropic)</w:t>
+      </w:r>
+    </w:p>
+    <w:p>
+      <w:pPr>
+        <w:pStyle w:val="FirstParagraph"/>
+      </w:pPr>
+      <w:r>
+        <w:t xml:space="preserve">Charlotte, NC · palmer100@gmail.com</w:t>
       </w:r>
     </w:p>
     <w:p>

--- a/papers/_sources/rope_topological_maxwell.docx
+++ b/papers/_sources/rope_topological_maxwell.docx
@@ -133,7 +133,7 @@
           <w:sz w:val="24"/>
           <w:szCs w:val="24"/>
         </w:rPr>
-        <w:t xml:space="preserve">The rope programme’s Maxwell paper (Palmer &amp; Claude 2026a) derived three of the four Maxwell equations from fluid-dynamic theorems applied to the rope network, but introduced the Ampère-Maxwell law through a fluid analogy (‘moving charges drag the rope into rotation’) rather than from topology. This paper closes that gap. We show that all four Maxwell equations follow from three topological or algebraic inputs, with no fluid-dynamic assumptions: (1) the Bianchi identity d²A = 0 on the Hopf bundle, which gives ∇·B = 0 and ≧×E = −∂B/∂t as pure algebraic identities; (2) the Chern-Weil theorem for the U(1) Hopf bundle, which gives ≧·E = ρ/ε₀ as a topological theorem about winding numbers; (3) conservation of winding number combined with Gauss’s law and the Helmholtz decomposition in d = 3, which gives ≧×B = μ₀J + μ₀ε₀∂E/∂t as a derived consequence of topology. The magnetic field B is the curvature 2-form F = dA of the Hopf connection. No assumption is made about how charges interact with the surrounding network. The one remaining identification — the electric field E as the time component of the Hopf connection — is stated as a postulate awaiting a 4D extension of the bundle.</w:t>
+        <w:t xml:space="preserve">The mesh programme’s Maxwell paper (Palmer &amp; Claude 2026a) derived three of the four Maxwell equations from fluid-dynamic theorems applied to the rope network, but introduced the Ampère-Maxwell law through a fluid analogy (‘moving charges drag the rope into rotation’) rather than from topology. This paper closes that gap. We show that all four Maxwell equations follow from three topological or algebraic inputs, with no fluid-dynamic assumptions: (1) the Bianchi identity d²A = 0 on the Hopf bundle, which gives ∇·B = 0 and ≧×E = −∂B/∂t as pure algebraic identities; (2) the Chern-Weil theorem for the U(1) Hopf bundle, which gives ≧·E = ρ/ε₀ as a topological theorem about winding numbers; (3) conservation of winding number combined with Gauss’s law and the Helmholtz decomposition in d = 3, which gives ≧×B = μ₀J + μ₀ε₀∂E/∂t as a derived consequence of topology. The magnetic field B is the curvature 2-form F = dA of the Hopf connection. No assumption is made about how charges interact with the surrounding network. The one remaining identification — the electric field E as the time component of the Hopf connection — is stated as a postulate awaiting a 4D extension of the bundle.</w:t>
       </w:r>
     </w:p>
     <w:p>
@@ -184,6 +184,20 @@
     </w:p>
     <w:p>
       <w:pPr>
+        <w:spacing w:after="160" w:before="0" w:line="276"/>
+        <w:jc w:val="both"/>
+      </w:pPr>
+      <w:r>
+        <w:rPr>
+          <w:rFonts w:ascii="Times New Roman" w:cs="Times New Roman" w:eastAsia="Times New Roman" w:hAnsi="Times New Roman"/>
+          <w:sz w:val="24"/>
+          <w:szCs w:val="24"/>
+        </w:rPr>
+        <w:t xml:space="preserve">Naming note (5 September 2026). This programme is now the Mesh Programme and the theory it develops the mesh framework; 'the rope framework' in earlier revisions reads 'the mesh framework'. 'Rope' remains the name of the two-strand wound object, and the Rope Hypothesis credited to Bill Gaede keeps its name. Identifiers (repository, rope_solver, file names, claim IDs) are unchanged.</w:t>
+      </w:r>
+    </w:p>
+    <w:p>
+      <w:pPr>
         <w:pStyle w:val="Heading1"/>
         <w:spacing w:after="150" w:before="360"/>
       </w:pPr>
@@ -231,7 +245,7 @@
           <w:sz w:val="24"/>
           <w:szCs w:val="24"/>
         </w:rPr>
-        <w:t xml:space="preserve">The rope programme’s Maxwell paper established the following derivation chain:</w:t>
+        <w:t xml:space="preserve">The mesh programme’s Maxwell paper established the following derivation chain:</w:t>
       </w:r>
     </w:p>
     <w:p>
@@ -882,7 +896,7 @@
           <w:sz w:val="24"/>
           <w:szCs w:val="24"/>
         </w:rPr>
-        <w:t xml:space="preserve">From Axioms A1 (d = 3) and A2 (N = 2) of the rope programme:</w:t>
+        <w:t xml:space="preserve">From Axioms A1 (d = 3) and A2 (N = 2) of the mesh programme:</w:t>
       </w:r>
     </w:p>
     <w:p>
@@ -2748,7 +2762,7 @@
           <w:sz w:val="24"/>
           <w:szCs w:val="24"/>
         </w:rPr>
-        <w:t xml:space="preserve">Why does the time component of the Hopf connection correspond to the rope tension gradient? In the rope programme, the tension formula T = uλ_c² connects rope tension to energy density. The electric potential φ plays the role of T/ρ_rope in the rope network: a local variation in tension creates a gradient that acts as an electric field on charged knots.</w:t>
+        <w:t xml:space="preserve">Why does the time component of the Hopf connection correspond to the rope tension gradient? In the mesh programme, the tension formula T = uλ_c² connects rope tension to energy density. The electric potential φ plays the role of T/ρ_rope in the rope network: a local variation in tension creates a gradient that acts as an electric field on charged knots.</w:t>
       </w:r>
     </w:p>
     <w:p>
@@ -5769,7 +5783,7 @@
           <w:sz w:val="20"/>
           <w:szCs w:val="20"/>
         </w:rPr>
-        <w:t xml:space="preserve">Palmer, M. &amp; Claude 2026c, Berry Holonomy and Color Holonomy in the Rope Framework</w:t>
+        <w:t xml:space="preserve">Palmer, M. &amp; Claude 2026c, Berry Holonomy and Color Holonomy in the Mesh Framework</w:t>
       </w:r>
     </w:p>
     <w:p>
@@ -5841,7 +5855,7 @@
           <w:sz w:val="18"/>
           <w:szCs w:val="18"/>
         </w:rPr>
-        <w:t xml:space="preserve">Disclosure: produced through collaboration with Claude Sonnet 4.6 (Anthropic, June 2026). The derivation of all four Maxwell equations from the Bianchi identity, Chern-Weil theorem, and winding conservation is standard mathematical physics. The new contribution is making this derivation explicit within the rope programme’s framework, replacing the fluid-analogy assumption for the Ampère-Maxwell law with a derivation from the topology of propagating winding numbers.</w:t>
+        <w:t xml:space="preserve">Disclosure: produced through collaboration with Claude Sonnet 4.6 (Anthropic, June 2026). The derivation of all four Maxwell equations from the Bianchi identity, Chern-Weil theorem, and winding conservation is standard mathematical physics. The new contribution is making this derivation explicit within the mesh programme’s framework, replacing the fluid-analogy assumption for the Ampère-Maxwell law with a derivation from the topology of propagating winding numbers.</w:t>
       </w:r>
     </w:p>
     <w:sectPr>
